--- a/OUTPUT/DOC-01-Elicitation-and-Stakeholder-Analysis.docx
+++ b/OUTPUT/DOC-01-Elicitation-and-Stakeholder-Analysis.docx
@@ -14,7 +14,7 @@
           <w:color w:val="000000"/>
           <w:sz w:val="24"/>
         </w:rPr>
-        <w:t>DOCUMENT 1: REQUIREMENTS ELICITATION &amp; STAKEHOLDER ANALYSIS</w:t>
+        <w:t>DOCUMENT 1: REQUIREMENTS ELICITATION AND STAKEHOLDER ANALYSIS</w:t>
       </w:r>
     </w:p>
     <w:p>
@@ -29,7 +29,22 @@
           <w:color w:val="000000"/>
           <w:sz w:val="24"/>
         </w:rPr>
-        <w:t>Course: SWE2102 Requirements Engineering | Group: K</w:t>
+        <w:t>Course: SWE2102 Requirements Engineering</w:t>
+      </w:r>
+    </w:p>
+    <w:p>
+      <w:pPr>
+        <w:spacing w:lineRule="auto" w:line="276" w:before="0" w:after="40"/>
+        <w:jc w:val="center"/>
+      </w:pPr>
+      <w:r>
+        <w:rPr>
+          <w:rFonts w:ascii="Times New Roman" w:hAnsi="Times New Roman" w:cs="Times New Roman" w:eastAsia="Times New Roman"/>
+          <w:b w:val="0"/>
+          <w:color w:val="000000"/>
+          <w:sz w:val="24"/>
+        </w:rPr>
+        <w:t>Group: K</w:t>
       </w:r>
     </w:p>
     <w:p>
@@ -93,7 +108,7 @@
           <w:color w:val="000000"/>
           <w:sz w:val="24"/>
         </w:rPr>
-        <w:t>This document outlines the Requirements Elicitation and Stakeholder Analysis conducted for the Deniz Construction Management System (DCMS). It details the empirical data gathered during our single site visit, the challenges faced during data collection, and how the system design was adapted to fit the operational reality of the business. Because follow up visits were not possible and the stakeholder was unwilling to provide further information, this document also establishes the baseline for how unresolvable information gaps are handled through documented assumptions based on the Ugandan SME context.</w:t>
+        <w:t>This document outlines the Requirements Elicitation and Stakeholder Analysis conducted for the Deniz Construction Management System (DCMS). It details the empirical data gathered during our single site visit, the challenges faced during data collection, and the current As Is operational reality of the business. Because follow up visits were not possible and the primary stakeholder was unwilling to provide further information, this document also establishes the baseline for how unresolvable information gaps are handled through documented business assumptions based on the Ugandan SME context.</w:t>
       </w:r>
     </w:p>
     <w:p>
@@ -121,7 +136,7 @@
           <w:color w:val="000000"/>
           <w:sz w:val="24"/>
         </w:rPr>
-        <w:t>The organizational structure at the site is highly flattened. The traditional corporate hierarchy does not apply. Instead, roles are heavily concentrated. We mapped the stakeholders using a Power/Interest grid to determine our engagement strategy and identify critical data gaps.</w:t>
+        <w:t>The organizational structure at the site is highly flattened. Roles are heavily concentrated, so the traditional corporate hierarchy does not apply. We mapped stakeholders on a Power and Interest grid to determine our engagement strategy and identify critical data gaps.</w:t>
       </w:r>
     </w:p>
     <w:p>
@@ -135,7 +150,7 @@
           <w:color w:val="000000"/>
           <w:sz w:val="24"/>
         </w:rPr>
-        <w:t>2.1 Stakeholder Identification &amp; Power/Interest Mapping</w:t>
+        <w:t>2.1 Stakeholder Identification and Power Interest Mapping</w:t>
       </w:r>
     </w:p>
     <w:tbl>
@@ -249,7 +264,7 @@
                 <w:color w:val="000000"/>
                 <w:sz w:val="24"/>
               </w:rPr>
-              <w:t>Engagement Strategy &amp; Data Status</w:t>
+              <w:t>Engagement Strategy and Status</w:t>
             </w:r>
           </w:p>
         </w:tc>
@@ -291,7 +306,7 @@
                 <w:color w:val="000000"/>
                 <w:sz w:val="24"/>
               </w:rPr>
-              <w:t>Strategic oversight. Conducts daily physical site visits to review operations and cash.</w:t>
+              <w:t>Strategic oversight. Visits the site daily to review operations and cash.</w:t>
             </w:r>
           </w:p>
         </w:tc>
@@ -351,7 +366,7 @@
                 <w:color w:val="000000"/>
                 <w:sz w:val="24"/>
               </w:rPr>
-              <w:t>Manage Closely: Status: [GAP] Not available for interview. System must prioritize the specific operational metrics he reviews during his daily evening visits.</w:t>
+              <w:t>Manage Closely. Status: gap. Never interviewed. The system must eventually prioritize the metrics he reviews during his daily evening visits.</w:t>
             </w:r>
           </w:p>
         </w:tc>
@@ -393,7 +408,7 @@
                 <w:color w:val="000000"/>
                 <w:sz w:val="24"/>
               </w:rPr>
-              <w:t>The Super Manager: supervises workers, handles cash, processes daily deficits, logs sales, and files URA taxes.</w:t>
+              <w:t>The absolute center of operations. Acts as supervisor, cashier, payroll distributor, and record keeper.</w:t>
             </w:r>
           </w:p>
         </w:tc>
@@ -453,7 +468,7 @@
                 <w:color w:val="000000"/>
                 <w:sz w:val="24"/>
               </w:rPr>
-              <w:t>Manage Closely: Status: [FACT] Interviewed. Acts as the gatekeeper. System must reduce her end of day workload to ensure adoption.</w:t>
+              <w:t>Manage Closely. Status: fact. Interviewed. Acts as the gatekeeper.</w:t>
             </w:r>
           </w:p>
         </w:tc>
@@ -495,7 +510,7 @@
                 <w:color w:val="000000"/>
                 <w:sz w:val="24"/>
               </w:rPr>
-              <w:t>Expected to handle tax records and data entry.</w:t>
+              <w:t>Named in initial project scoping to handle tax records and data entry.</w:t>
             </w:r>
           </w:p>
         </w:tc>
@@ -555,7 +570,7 @@
                 <w:color w:val="000000"/>
                 <w:sz w:val="24"/>
               </w:rPr>
-              <w:t>Keep Informed: Status: [GAP] Never met. No interview data. System will assign these permissions to the Sales Manager by default. The Secretary role is retained in the database schema purely for future organizational scaling.</w:t>
+              <w:t>Keep Informed. Status: gap. Never met. Ground observation confirms the Sales Manager currently performs all data entry.</w:t>
             </w:r>
           </w:p>
         </w:tc>
@@ -597,7 +612,7 @@
                 <w:color w:val="000000"/>
                 <w:sz w:val="24"/>
               </w:rPr>
-              <w:t>Produce blocks/pavers. Paid daily in cash. Operate without formal legal contracts.</w:t>
+              <w:t>Produce blocks and pavers. Paid daily in cash. No formal legal contracts.</w:t>
             </w:r>
           </w:p>
         </w:tc>
@@ -657,7 +672,7 @@
                 <w:color w:val="000000"/>
                 <w:sz w:val="24"/>
               </w:rPr>
-              <w:t>Monitor: Status: [GAP] Could not speak to them. System only requires a simplified interface for the Manager to log them as Present.</w:t>
+              <w:t>Monitor. Status: gap. No chance to speak to them.</w:t>
             </w:r>
           </w:p>
         </w:tc>
@@ -699,7 +714,7 @@
                 <w:color w:val="000000"/>
                 <w:sz w:val="24"/>
               </w:rPr>
-              <w:t>Uganda Revenue Authority. Dictates tax compliance, VAT, and receipting standards.</w:t>
+              <w:t>Uganda Revenue Authority. Dictates tax compliance, VAT and receipting standards.</w:t>
             </w:r>
           </w:p>
         </w:tc>
@@ -759,7 +774,7 @@
                 <w:color w:val="000000"/>
                 <w:sz w:val="24"/>
               </w:rPr>
-              <w:t>Keep Satisfied: System must ensure financial outputs are compliant with URA audit expectations to prevent penalties.</w:t>
+              <w:t>Keep Satisfied. External regulator. No direct engagement but dictates compliance rules.</w:t>
             </w:r>
           </w:p>
         </w:tc>
@@ -781,7 +796,7 @@
                 <w:color w:val="000000"/>
                 <w:sz w:val="24"/>
               </w:rPr>
-              <w:t>Clients/Builders</w:t>
+              <w:t>Customers and Builders</w:t>
             </w:r>
           </w:p>
         </w:tc>
@@ -801,7 +816,7 @@
                 <w:color w:val="000000"/>
                 <w:sz w:val="24"/>
               </w:rPr>
-              <w:t>Purchase blocks/pavers. Pay upfront. Transport their own goods via trucks.</w:t>
+              <w:t>Purchase blocks and pavers. Pay upfront. Transport their own goods by truck.</w:t>
             </w:r>
           </w:p>
         </w:tc>
@@ -861,7 +876,7 @@
                 <w:color w:val="000000"/>
                 <w:sz w:val="24"/>
               </w:rPr>
-              <w:t>Keep Informed: System must generate clear receipts and ensure quick processing to minimize loading delays.</w:t>
+              <w:t>Keep Informed. The system must eventually ensure quick processing to minimize their loading delays.</w:t>
             </w:r>
           </w:p>
         </w:tc>
@@ -884,7 +899,7 @@
           <w:color w:val="000000"/>
           <w:sz w:val="24"/>
         </w:rPr>
-        <w:t>2.2 Common Pitfalls &amp; Engagement Techniques</w:t>
+        <w:t>2.2 Common Pitfalls and Engagement Techniques</w:t>
       </w:r>
     </w:p>
     <w:p>
@@ -898,7 +913,7 @@
           <w:color w:val="000000"/>
           <w:sz w:val="24"/>
         </w:rPr>
-        <w:t xml:space="preserve">Pitfall Identified (The Gatekeeper Effect): </w:t>
+        <w:t xml:space="preserve">Pitfall Identified: The Gatekeeper Effect. </w:t>
       </w:r>
       <w:r>
         <w:rPr>
@@ -907,7 +922,7 @@
           <w:color w:val="000000"/>
           <w:sz w:val="24"/>
         </w:rPr>
-        <w:t>Because the Sales Manager handles almost all operations, she acts as a gatekeeper. She was initially hesitant to share deep financial workflows (e.g., exact tax calculations, cash storage).</w:t>
+        <w:t>Because the Sales Manager handles almost all operations, she acts as a gatekeeper. She was hesitant to share deep financial workflows, for example, the exact tax calculations and the cash storage arrangements.</w:t>
       </w:r>
     </w:p>
     <w:p>
@@ -921,7 +936,7 @@
           <w:color w:val="000000"/>
           <w:sz w:val="24"/>
         </w:rPr>
-        <w:t xml:space="preserve">Mitigation Technique: </w:t>
+        <w:t xml:space="preserve">Mitigation Technique. </w:t>
       </w:r>
       <w:r>
         <w:rPr>
@@ -930,7 +945,7 @@
           <w:color w:val="000000"/>
           <w:sz w:val="24"/>
         </w:rPr>
-        <w:t>We used Observation over direct interrogation for sensitive topics. By observing the physical environment (e.g., noting the presence of CCTV cameras, the printer, and the laptop usage timing), we inferred security and workflow requirements without making her defensive.</w:t>
+        <w:t>We used observation over direct interrogation for sensitive topics. By observing the physical environment, for example, the CCTV cameras, the printer, and the laptop usage timing, we inferred security and workflow realities without making her defensive.</w:t>
       </w:r>
     </w:p>
     <w:p>
@@ -944,7 +959,7 @@
           <w:color w:val="000000"/>
           <w:sz w:val="24"/>
         </w:rPr>
-        <w:t>3. ELICITATION TECHNIQUES USED</w:t>
+        <w:t>3. ELICITATION TECHNIQUES AND FIELD REALITIES (THE AS IS STATE)</w:t>
       </w:r>
     </w:p>
     <w:p>
@@ -958,7 +973,7 @@
           <w:color w:val="000000"/>
           <w:sz w:val="24"/>
         </w:rPr>
-        <w:t>Given the single site visit, Group K used the following techniques:</w:t>
+        <w:t>Given the single site visit, Group K used Direct Observation and Semi Structured Interviews. The following facts represent the current operational reality of the business.</w:t>
       </w:r>
     </w:p>
     <w:p>
@@ -972,7 +987,7 @@
           <w:color w:val="000000"/>
           <w:sz w:val="24"/>
         </w:rPr>
-        <w:t>1. Direct Observation (Environmental Scan):</w:t>
+        <w:t>1. Direct Observation (Environmental Scan)</w:t>
       </w:r>
     </w:p>
     <w:p>
@@ -995,7 +1010,7 @@
           <w:color w:val="000000"/>
           <w:sz w:val="24"/>
         </w:rPr>
-        <w:t>Noted that clients transport their own products using trucks, meaning the system does not need a Delivery/Logistics module, but rather a Loading/Dispatch confirmation.</w:t>
+        <w:t>Workflow and Hardware: The laptop was powered on and actively used during the day. A printer is on site, and physical receipts were being printed for customers as trucks loaded.</w:t>
       </w:r>
     </w:p>
     <w:p>
@@ -1018,7 +1033,7 @@
           <w:color w:val="000000"/>
           <w:sz w:val="24"/>
         </w:rPr>
-        <w:t>Observed the physical presence of a laptop, a printer, and CCTV cameras, indicating a baseline awareness of security and digital record keeping.</w:t>
+        <w:t>Logistics: Customers transport their own products by truck. Trucks load in bulk, but the exact counting method (per piece or per pallet) was not visible.</w:t>
       </w:r>
     </w:p>
     <w:p>
@@ -1041,7 +1056,7 @@
           <w:color w:val="000000"/>
           <w:sz w:val="24"/>
         </w:rPr>
-        <w:t>Observed that trucks load in bulk, though the exact counting method (per piece, per pallet) was not explicitly visible.</w:t>
+        <w:t>Security: The site has CCTV cameras, indicating a baseline awareness of physical security and cash handling risks.</w:t>
       </w:r>
     </w:p>
     <w:p>
@@ -1055,7 +1070,7 @@
           <w:color w:val="000000"/>
           <w:sz w:val="24"/>
         </w:rPr>
-        <w:t>2. Semi Structured Interview:</w:t>
+        <w:t>2. Semi Structured Interview (Sales Manager)</w:t>
       </w:r>
     </w:p>
     <w:p>
@@ -1078,7 +1093,99 @@
           <w:color w:val="000000"/>
           <w:sz w:val="24"/>
         </w:rPr>
-        <w:t>Conducted a face to face interview with the Sales Manager to understand the high level workflow, payment methods (Cash, Mobile Money, Bank), and primary pain points (specifically insecurity and processing deficits).</w:t>
+        <w:t>Payment Channels: The business accepts Cash, Mobile Money, and direct Bank Deposits.</w:t>
+      </w:r>
+    </w:p>
+    <w:p>
+      <w:pPr>
+        <w:spacing w:lineRule="auto" w:line="276" w:before="0" w:after="60"/>
+      </w:pPr>
+      <w:r>
+        <w:rPr>
+          <w:rFonts w:ascii="Times New Roman" w:hAnsi="Times New Roman" w:cs="Times New Roman" w:eastAsia="Times New Roman"/>
+          <w:b w:val="0"/>
+          <w:color w:val="000000"/>
+          <w:sz w:val="24"/>
+        </w:rPr>
+        <w:t xml:space="preserve">•  </w:t>
+      </w:r>
+      <w:r>
+        <w:rPr>
+          <w:rFonts w:ascii="Times New Roman" w:hAnsi="Times New Roman" w:cs="Times New Roman" w:eastAsia="Times New Roman"/>
+          <w:b w:val="0"/>
+          <w:color w:val="000000"/>
+          <w:sz w:val="24"/>
+        </w:rPr>
+        <w:t>Credit Policy: The business never gives credit. All payments must be made upfront.</w:t>
+      </w:r>
+    </w:p>
+    <w:p>
+      <w:pPr>
+        <w:spacing w:lineRule="auto" w:line="276" w:before="0" w:after="60"/>
+      </w:pPr>
+      <w:r>
+        <w:rPr>
+          <w:rFonts w:ascii="Times New Roman" w:hAnsi="Times New Roman" w:cs="Times New Roman" w:eastAsia="Times New Roman"/>
+          <w:b w:val="0"/>
+          <w:color w:val="000000"/>
+          <w:sz w:val="24"/>
+        </w:rPr>
+        <w:t xml:space="preserve">•  </w:t>
+      </w:r>
+      <w:r>
+        <w:rPr>
+          <w:rFonts w:ascii="Times New Roman" w:hAnsi="Times New Roman" w:cs="Times New Roman" w:eastAsia="Times New Roman"/>
+          <w:b w:val="0"/>
+          <w:color w:val="000000"/>
+          <w:sz w:val="24"/>
+        </w:rPr>
+        <w:t>Tax Compliance: The Sales Manager processes taxes online via the URA portal, but the exact manual calculation method was not disclosed.</w:t>
+      </w:r>
+    </w:p>
+    <w:p>
+      <w:pPr>
+        <w:spacing w:lineRule="auto" w:line="276" w:before="0" w:after="60"/>
+      </w:pPr>
+      <w:r>
+        <w:rPr>
+          <w:rFonts w:ascii="Times New Roman" w:hAnsi="Times New Roman" w:cs="Times New Roman" w:eastAsia="Times New Roman"/>
+          <w:b w:val="0"/>
+          <w:color w:val="000000"/>
+          <w:sz w:val="24"/>
+        </w:rPr>
+        <w:t xml:space="preserve">•  </w:t>
+      </w:r>
+      <w:r>
+        <w:rPr>
+          <w:rFonts w:ascii="Times New Roman" w:hAnsi="Times New Roman" w:cs="Times New Roman" w:eastAsia="Times New Roman"/>
+          <w:b w:val="0"/>
+          <w:color w:val="000000"/>
+          <w:sz w:val="24"/>
+        </w:rPr>
+        <w:t>Pain Points: The Sales Manager explicitly raised insecurity regarding cash handling and stated she uses the PC to process deficits (cash shortages) manually.</w:t>
+      </w:r>
+    </w:p>
+    <w:p>
+      <w:pPr>
+        <w:spacing w:lineRule="auto" w:line="276" w:before="0" w:after="60"/>
+      </w:pPr>
+      <w:r>
+        <w:rPr>
+          <w:rFonts w:ascii="Times New Roman" w:hAnsi="Times New Roman" w:cs="Times New Roman" w:eastAsia="Times New Roman"/>
+          <w:b w:val="0"/>
+          <w:color w:val="000000"/>
+          <w:sz w:val="24"/>
+        </w:rPr>
+        <w:t xml:space="preserve">•  </w:t>
+      </w:r>
+      <w:r>
+        <w:rPr>
+          <w:rFonts w:ascii="Times New Roman" w:hAnsi="Times New Roman" w:cs="Times New Roman" w:eastAsia="Times New Roman"/>
+          <w:b w:val="0"/>
+          <w:color w:val="000000"/>
+          <w:sz w:val="24"/>
+        </w:rPr>
+        <w:t>Labor: There is no formal attendance system. Attendance relies entirely on the Sales Manager memory, and workers are paid daily in cash without legal contracts.</w:t>
       </w:r>
     </w:p>
     <w:p>
@@ -1092,7 +1199,7 @@
           <w:color w:val="000000"/>
           <w:sz w:val="24"/>
         </w:rPr>
-        <w:t>4. CHALLENGES IN ELICITATION</w:t>
+        <w:t>4. CHALLENGES IN ELICITATION AND DOCUMENTED LIMITATIONS</w:t>
       </w:r>
     </w:p>
     <w:p>
@@ -1106,7 +1213,7 @@
           <w:color w:val="000000"/>
           <w:sz w:val="24"/>
         </w:rPr>
-        <w:t>As Group K, we faced the following empirical challenges, which are now locked as documented limitations for the project:</w:t>
+        <w:t>As Group K, we faced the following empirical challenges, which are now locked as documented limitations for the project.</w:t>
       </w:r>
     </w:p>
     <w:p>
@@ -1129,7 +1236,7 @@
           <w:color w:val="000000"/>
           <w:sz w:val="24"/>
         </w:rPr>
-        <w:t>Stakeholder Hesitance &amp; Information Withholding: The Sales Manager was reluctant to disclose the exact fields on their physical receipts, the specific methodology for calculating URA taxes, and the physical cash handling/storage protocols.</w:t>
+        <w:t>Stakeholder Hesitance and Information Withholding. The Sales Manager was reluctant to disclose the exact fields on the physical receipts, the method used to calculate URA taxes, and the physical cash storage protocols.</w:t>
       </w:r>
     </w:p>
     <w:p>
@@ -1152,7 +1259,7 @@
           <w:color w:val="000000"/>
           <w:sz w:val="24"/>
         </w:rPr>
-        <w:t>Inaccessibility of Secondary Stakeholders: The Business Owner was not available for a formal interview, and the Site Workers and Secretary could not be approached directly. (Note: These are unresolvable gaps. Their requirements will be handled via standard industry assumptions).</w:t>
+        <w:t>Inaccessibility of Secondary Stakeholders. The Business Owner was not available for interview, and the Site Workers and Secretary could not be approached directly.</w:t>
       </w:r>
     </w:p>
     <w:p>
@@ -1175,7 +1282,7 @@
           <w:color w:val="000000"/>
           <w:sz w:val="24"/>
         </w:rPr>
-        <w:t>Incomplete Workflow Visibility: While we knew the laptop is used to process deficits, we could not observe the exact mathematical formula or physical cash reconciliation process.</w:t>
+        <w:t>Incomplete Workflow Visibility. We knew the laptop is used to process deficits, but we could not observe the exact formula or the physical cash reconciliation process.</w:t>
       </w:r>
     </w:p>
     <w:p>
@@ -1198,7 +1305,7 @@
           <w:color w:val="000000"/>
           <w:sz w:val="24"/>
         </w:rPr>
-        <w:t>No Follow up Feasibility: The client is unwilling to provide more information, and returning to the site for secondary elicitation sessions is not possible. The project scope is locked.</w:t>
+        <w:t>No Follow up Feasibility. The Sales Manager was unwilling to provide further information, and a return visit to the site is not possible. The project scope is locked.</w:t>
       </w:r>
     </w:p>
     <w:p>
@@ -1212,7 +1319,7 @@
           <w:color w:val="000000"/>
           <w:sz w:val="24"/>
         </w:rPr>
-        <w:t>5. OPERATIONAL DEDUCTIONS &amp; SYSTEM DESIGN ADJUSTMENTS</w:t>
+        <w:t>5. STRATEGIC BUSINESS SYNTHESIS (FILLING THE GAPS)</w:t>
       </w:r>
     </w:p>
     <w:p>
@@ -1226,7 +1333,7 @@
           <w:color w:val="000000"/>
           <w:sz w:val="24"/>
         </w:rPr>
-        <w:t>Since we could not get explicit answers for every workflow, we deduced the system requirements based on our physical observations and the standard operational context of Ugandan construction SMEs. Where obvious, we applied standard industry baselines. Where complex, we applied logical deductions.</w:t>
+        <w:t>Because we cannot return to the site to close the gaps identified in Section 4, we must apply strategic business synthesis. These are logical inferences drawn from our verified facts combined with the standard operational norms of Ugandan construction SMEs. They serve as the baseline assumptions for the subsequent Requirements Analysis phase.</w:t>
       </w:r>
     </w:p>
     <w:p>
@@ -1240,7 +1347,7 @@
           <w:color w:val="000000"/>
           <w:sz w:val="24"/>
         </w:rPr>
-        <w:t>5.1. The Super Manager Workflow &amp; The Auto Calculation Engine</w:t>
+        <w:t>1. The Nature of Deficits and Cash Insecurity</w:t>
       </w:r>
     </w:p>
     <w:p>
@@ -1254,7 +1361,35 @@
           <w:color w:val="000000"/>
           <w:sz w:val="24"/>
         </w:rPr>
-        <w:t>We observed that the laptop is primarily turned on and used right before the Business Owner arrives in the evening. The Sales Manager is clearly not typing into the computer while directing truck loading in the yard. However, if she only typed daily summary totals into the system, we would lose the ability to automatically calculate VAT per item, deduct specific blocks from inventory, or track exact drawer balances.</w:t>
+        <w:t>Fact: The Sales Manager processes deficits manually and cited insecurity (CCTV is present).</w:t>
+      </w:r>
+    </w:p>
+    <w:p>
+      <w:pPr>
+        <w:spacing w:lineRule="auto" w:line="276" w:before="0" w:after="120"/>
+      </w:pPr>
+      <w:r>
+        <w:rPr>
+          <w:rFonts w:ascii="Times New Roman" w:hAnsi="Times New Roman" w:cs="Times New Roman" w:eastAsia="Times New Roman"/>
+          <w:b w:val="0"/>
+          <w:color w:val="000000"/>
+          <w:sz w:val="24"/>
+        </w:rPr>
+        <w:t>Synthesis: In cash heavy Ugandan SMEs, end of day cash shortages are rarely malicious theft. They are almost always caused by unrecorded petty cash expenses (for example, buying lunch for truck loaders or paying for transport) taken directly from the cash drawer.</w:t>
+      </w:r>
+    </w:p>
+    <w:p>
+      <w:pPr>
+        <w:spacing w:lineRule="auto" w:line="276" w:before="0" w:after="120"/>
+      </w:pPr>
+      <w:r>
+        <w:rPr>
+          <w:rFonts w:ascii="Times New Roman" w:hAnsi="Times New Roman" w:cs="Times New Roman" w:eastAsia="Times New Roman"/>
+          <w:b w:val="0"/>
+          <w:color w:val="000000"/>
+          <w:sz w:val="24"/>
+        </w:rPr>
+        <w:t>Assumption for Next Phases: The business requires a mechanism to log operational cash outs to reconcile the physical till against the receipt totals.</w:t>
       </w:r>
     </w:p>
     <w:p>
@@ -1268,8 +1403,13 @@
           <w:color w:val="000000"/>
           <w:sz w:val="24"/>
         </w:rPr>
-        <w:t xml:space="preserve">Design Adjustment: </w:t>
+        <w:t>2. The Dual Phase Operational Reality</w:t>
       </w:r>
+    </w:p>
+    <w:p>
+      <w:pPr>
+        <w:spacing w:lineRule="auto" w:line="276" w:before="0" w:after="120"/>
+      </w:pPr>
       <w:r>
         <w:rPr>
           <w:rFonts w:ascii="Times New Roman" w:hAnsi="Times New Roman" w:cs="Times New Roman" w:eastAsia="Times New Roman"/>
@@ -1277,7 +1417,35 @@
           <w:color w:val="000000"/>
           <w:sz w:val="24"/>
         </w:rPr>
-        <w:t>The system workflow is shifted to the evening, but the data entry remains strictly transactional. The Sales Manager will log each individual sale and each operational expense from her paper receipts into the system at the end of the day. The system will then act as an Auto Calculation Engine, automatically computing the VAT, updating inventory, tracking the separate payment channels, and instantly generating the final End of Day Reconciliation report.</w:t>
+        <w:t>Fact: The laptop is on during the day, and physical receipts are printed for customers. However, the Sales Manager also heavily utilizes the PC right before the Business Owner arrives in the evening specifically to process cash deficits.</w:t>
+      </w:r>
+    </w:p>
+    <w:p>
+      <w:pPr>
+        <w:spacing w:lineRule="auto" w:line="276" w:before="0" w:after="120"/>
+      </w:pPr>
+      <w:r>
+        <w:rPr>
+          <w:rFonts w:ascii="Times New Roman" w:hAnsi="Times New Roman" w:cs="Times New Roman" w:eastAsia="Times New Roman"/>
+          <w:b w:val="0"/>
+          <w:color w:val="000000"/>
+          <w:sz w:val="24"/>
+        </w:rPr>
+        <w:t>Synthesis: The Sales Manager cannot wait until the evening to log sales, because customers require printed receipts immediately upon loading. However, the evening PC usage indicates a distinct, heavy reconciliation burden at the end of the day.</w:t>
+      </w:r>
+    </w:p>
+    <w:p>
+      <w:pPr>
+        <w:spacing w:lineRule="auto" w:line="276" w:before="0" w:after="120"/>
+      </w:pPr>
+      <w:r>
+        <w:rPr>
+          <w:rFonts w:ascii="Times New Roman" w:hAnsi="Times New Roman" w:cs="Times New Roman" w:eastAsia="Times New Roman"/>
+          <w:b w:val="0"/>
+          <w:color w:val="000000"/>
+          <w:sz w:val="24"/>
+        </w:rPr>
+        <w:t>Assumption for Next Phases: The future system must support real time transaction processing and receipt generation during the day, alongside a dedicated, heavy duty reconciliation workflow for the evening.</w:t>
       </w:r>
     </w:p>
     <w:p>
@@ -1291,7 +1459,7 @@
           <w:color w:val="000000"/>
           <w:sz w:val="24"/>
         </w:rPr>
-        <w:t>5.2. Resolving the Deficit and Cash Insecurity Issue</w:t>
+        <w:t>3. Receipting and Inventory Baselines</w:t>
       </w:r>
     </w:p>
     <w:p>
@@ -1305,7 +1473,21 @@
           <w:color w:val="000000"/>
           <w:sz w:val="24"/>
         </w:rPr>
-        <w:t>The Sales Manager explicitly mentioned using the PC to process deficits and cited insecurity regarding cash (aligning with the CCTV cameras we observed). In cash heavy sites, end of day deficits (shortages) are rarely theft. They are almost always unrecorded petty cash expenses (e.g., buying lunch for the truck loaders, paying for a boda boda errand) taken directly from the cash drawer.</w:t>
+        <w:t>Fact: Physical receipts are printed on site, and trucks load in bulk. Exact receipt fields are unknown.</w:t>
+      </w:r>
+    </w:p>
+    <w:p>
+      <w:pPr>
+        <w:spacing w:lineRule="auto" w:line="276" w:before="0" w:after="120"/>
+      </w:pPr>
+      <w:r>
+        <w:rPr>
+          <w:rFonts w:ascii="Times New Roman" w:hAnsi="Times New Roman" w:cs="Times New Roman" w:eastAsia="Times New Roman"/>
+          <w:b w:val="0"/>
+          <w:color w:val="000000"/>
+          <w:sz w:val="24"/>
+        </w:rPr>
+        <w:t>Synthesis: To satisfy URA compliance and basic business logic, receipts must contain standard fiscal fields (Sequential ID, Date, VAT, Payment Method). Because clients self transport and load in bulk, inventory tracking must accommodate flexible units of measure (pieces, pallets, or truckloads).</w:t>
       </w:r>
     </w:p>
     <w:p>
@@ -1319,67 +1501,7 @@
           <w:color w:val="000000"/>
           <w:sz w:val="24"/>
         </w:rPr>
-        <w:t xml:space="preserve">Design Adjustment: </w:t>
-      </w:r>
-      <w:r>
-        <w:rPr>
-          <w:rFonts w:ascii="Times New Roman" w:hAnsi="Times New Roman" w:cs="Times New Roman" w:eastAsia="Times New Roman"/>
-          <w:b w:val="0"/>
-          <w:color w:val="000000"/>
-          <w:sz w:val="24"/>
-        </w:rPr>
-        <w:t>The system must include an Operational Expense / Petty Cash Log. The Sales Manager will log each individual cash out. The system will automatically deduct these from the Cash Virtual Drawer, balancing the till and eliminating the deficit mystery for the owner.</w:t>
-      </w:r>
-    </w:p>
-    <w:p>
-      <w:pPr>
-        <w:spacing w:lineRule="auto" w:line="276" w:before="0" w:after="120"/>
-      </w:pPr>
-      <w:r>
-        <w:rPr>
-          <w:rFonts w:ascii="Times New Roman" w:hAnsi="Times New Roman" w:cs="Times New Roman" w:eastAsia="Times New Roman"/>
-          <w:b/>
-          <w:color w:val="000000"/>
-          <w:sz w:val="24"/>
-        </w:rPr>
-        <w:t>5.3. Multi Channel Payment Reconciliation</w:t>
-      </w:r>
-    </w:p>
-    <w:p>
-      <w:pPr>
-        <w:spacing w:lineRule="auto" w:line="276" w:before="0" w:after="120"/>
-      </w:pPr>
-      <w:r>
-        <w:rPr>
-          <w:rFonts w:ascii="Times New Roman" w:hAnsi="Times New Roman" w:cs="Times New Roman" w:eastAsia="Times New Roman"/>
-          <w:b/>
-          <w:color w:val="000000"/>
-          <w:sz w:val="24"/>
-        </w:rPr>
-        <w:t xml:space="preserve">Design Adjustment: </w:t>
-      </w:r>
-      <w:r>
-        <w:rPr>
-          <w:rFonts w:ascii="Times New Roman" w:hAnsi="Times New Roman" w:cs="Times New Roman" w:eastAsia="Times New Roman"/>
-          <w:b w:val="0"/>
-          <w:color w:val="000000"/>
-          <w:sz w:val="24"/>
-        </w:rPr>
-        <w:t>The system must strictly separate the three payment channels (Cash, Mobile Money, Bank Deposit). Every transactional entry must force the selection of a payment method. The End of Day Reconciliation report will calculate the expected balance for each specific channel independently, preventing the mixing of physical cash and digital money.</w:t>
-      </w:r>
-    </w:p>
-    <w:p>
-      <w:pPr>
-        <w:spacing w:lineRule="auto" w:line="276" w:before="0" w:after="120"/>
-      </w:pPr>
-      <w:r>
-        <w:rPr>
-          <w:rFonts w:ascii="Times New Roman" w:hAnsi="Times New Roman" w:cs="Times New Roman" w:eastAsia="Times New Roman"/>
-          <w:b/>
-          <w:color w:val="000000"/>
-          <w:sz w:val="24"/>
-        </w:rPr>
-        <w:t>5.4. Standardizing Receipts and Inventory (Handling the Gaps)</w:t>
+        <w:t>4. Cloud Backup and Remote Access</w:t>
       </w:r>
     </w:p>
     <w:p>
@@ -1393,44 +1515,7 @@
           <w:color w:val="000000"/>
           <w:sz w:val="24"/>
         </w:rPr>
-        <w:t>While we could not see the exact receipt fields or how the bulk blocks were counted, we applied standard industry baselines for the database design to close these gaps.</w:t>
-      </w:r>
-    </w:p>
-    <w:p>
-      <w:pPr>
-        <w:spacing w:lineRule="auto" w:line="276" w:before="0" w:after="120"/>
-      </w:pPr>
-      <w:r>
-        <w:rPr>
-          <w:rFonts w:ascii="Times New Roman" w:hAnsi="Times New Roman" w:cs="Times New Roman" w:eastAsia="Times New Roman"/>
-          <w:b/>
-          <w:color w:val="000000"/>
-          <w:sz w:val="24"/>
-        </w:rPr>
-        <w:t xml:space="preserve">Design Adjustment: </w:t>
-      </w:r>
-      <w:r>
-        <w:rPr>
-          <w:rFonts w:ascii="Times New Roman" w:hAnsi="Times New Roman" w:cs="Times New Roman" w:eastAsia="Times New Roman"/>
-          <w:b w:val="0"/>
-          <w:color w:val="000000"/>
-          <w:sz w:val="24"/>
-        </w:rPr>
-        <w:t>Receipts will include standard URA compliant fields (Sequential ID, Date, Customer, Items, VAT, Payment Method). For inventory, since trucks load in bulk and clients self transport, the database Unit_of_Measure field will be designed to be flexible (VARCHAR) to handle blocks sold by the piece/pallet and pavers by the square meter, without needing complex logistics modules.</w:t>
-      </w:r>
-    </w:p>
-    <w:p>
-      <w:pPr>
-        <w:spacing w:lineRule="auto" w:line="276" w:before="0" w:after="120"/>
-      </w:pPr>
-      <w:r>
-        <w:rPr>
-          <w:rFonts w:ascii="Times New Roman" w:hAnsi="Times New Roman" w:cs="Times New Roman" w:eastAsia="Times New Roman"/>
-          <w:b/>
-          <w:color w:val="000000"/>
-          <w:sz w:val="24"/>
-        </w:rPr>
-        <w:t>5.5. Redefining Cloud Backup and Remote Access</w:t>
+        <w:t>Fact: The owner visits the site every day. No cloud backup currently exists.</w:t>
       </w:r>
     </w:p>
     <w:p>
@@ -1444,12 +1529,12 @@
           <w:color w:val="000000"/>
           <w:sz w:val="24"/>
         </w:rPr>
-        <w:t>The owner visits the site every day and data is entered at the end of the day. Real time syncing is unnecessary and would just waste the site limited internet data.</w:t>
+        <w:t>Synthesis: Because the owner is physically present daily, a real time remote monitoring dashboard is operationally redundant. The critical need for cloud technology is strictly for disaster recovery (protecting the single laptop from data loss) and asynchronous historical review.</w:t>
       </w:r>
     </w:p>
     <w:p>
       <w:pPr>
-        <w:spacing w:lineRule="auto" w:line="276" w:before="0" w:after="120"/>
+        <w:spacing w:lineRule="auto" w:line="276" w:before="240" w:after="120"/>
       </w:pPr>
       <w:r>
         <w:rPr>
@@ -1458,30 +1543,7 @@
           <w:color w:val="000000"/>
           <w:sz w:val="24"/>
         </w:rPr>
-        <w:t xml:space="preserve">Design Adjustment: </w:t>
-      </w:r>
-      <w:r>
-        <w:rPr>
-          <w:rFonts w:ascii="Times New Roman" w:hAnsi="Times New Roman" w:cs="Times New Roman" w:eastAsia="Times New Roman"/>
-          <w:b w:val="0"/>
-          <w:color w:val="000000"/>
-          <w:sz w:val="24"/>
-        </w:rPr>
-        <w:t>We defined the cloud feature strictly as an Automated Nightly Backup (triggered in the evening after she finishes data entry) to solve the Data Vulnerability problem of relying on a single laptop. The remote portal for the owner is designed as an Asynchronous Dashboard for reviewing next day finalized reports and long term business trends, rather than a live monitoring tool.</w:t>
-      </w:r>
-    </w:p>
-    <w:p>
-      <w:pPr>
-        <w:spacing w:lineRule="auto" w:line="276" w:before="0" w:after="120"/>
-      </w:pPr>
-      <w:r>
-        <w:rPr>
-          <w:rFonts w:ascii="Times New Roman" w:hAnsi="Times New Roman" w:cs="Times New Roman" w:eastAsia="Times New Roman"/>
-          <w:b/>
-          <w:color w:val="000000"/>
-          <w:sz w:val="24"/>
-        </w:rPr>
-        <w:t>5.6. Explicitly Excluded Features</w:t>
+        <w:t>6. CONCLUSION AND TRANSITION</w:t>
       </w:r>
     </w:p>
     <w:p>
@@ -1495,21 +1557,7 @@
           <w:color w:val="000000"/>
           <w:sz w:val="24"/>
         </w:rPr>
-        <w:t>Based on the ground fact that the business never gives credit all payments must be made, the system will not include a Credit/Debtors module, credit limits, or accounts receivable tracking. This prevents scope creep and aligns the software strictly with the business actual financial policy.</w:t>
-      </w:r>
-    </w:p>
-    <w:p>
-      <w:pPr>
-        <w:spacing w:lineRule="auto" w:line="276" w:before="240" w:after="120"/>
-      </w:pPr>
-      <w:r>
-        <w:rPr>
-          <w:rFonts w:ascii="Times New Roman" w:hAnsi="Times New Roman" w:cs="Times New Roman" w:eastAsia="Times New Roman"/>
-          <w:b/>
-          <w:color w:val="000000"/>
-          <w:sz w:val="24"/>
-        </w:rPr>
-        <w:t>6. CONCLUSION &amp; TRANSITION</w:t>
+        <w:t>By combining direct observation with logical business synthesis, Group K has mapped the current As Is state of Deniz Construction Limited and documented all unresolvable elicitation challenges.</w:t>
       </w:r>
     </w:p>
     <w:p>
@@ -1523,7 +1571,7 @@
           <w:color w:val="000000"/>
           <w:sz w:val="24"/>
         </w:rPr>
-        <w:t>By combining our direct observations with logical deductions based on the local business context, Group K has navigated the elicitation challenges. The project is a context aware End of Day Transactional Reconciliation and Auto Calculation System. All unresolvable gaps (Secretary, Workers, Receipt Fields) have been documented and will be handled via standard assumptions in the subsequent phases.</w:t>
+        <w:t>The project is grounded in the reality of a Super Manager bottleneck, multi channel cash handling vulnerabilities, and informal labor practices. All gaps (Secretary, Workers, Receipt Fields) are formally documented as limitations.</w:t>
       </w:r>
     </w:p>
     <w:p>
@@ -1537,7 +1585,7 @@
           <w:color w:val="000000"/>
           <w:sz w:val="24"/>
         </w:rPr>
-        <w:t>This provides the foundation for Phase 2, Requirements Analysis, where these deductions will be formalized into the Software Requirements Specification (SRS) and mapped to the relational database schema.</w:t>
+        <w:t>This provides the foundation for Phase 2: Requirements Analysis and Specification, where these business assumptions and facts will be translated into formal Software Requirements (SRS) and mapped to the relational database schema.</w:t>
       </w:r>
     </w:p>
     <w:sectPr>

--- a/OUTPUT/DOC-01-Elicitation-and-Stakeholder-Analysis.docx
+++ b/OUTPUT/DOC-01-Elicitation-and-Stakeholder-Analysis.docx
@@ -876,7 +876,7 @@
                 <w:color w:val="000000"/>
                 <w:sz w:val="24"/>
               </w:rPr>
-              <w:t>Keep Informed. The system must eventually ensure quick processing to minimize their loading delays.</w:t>
+              <w:t>Keep Informed. The system must eventually ensure quick processing to minimize loading delays.</w:t>
             </w:r>
           </w:p>
         </w:tc>
@@ -1213,7 +1213,7 @@
           <w:color w:val="000000"/>
           <w:sz w:val="24"/>
         </w:rPr>
-        <w:t>As Group K, we faced the following empirical challenges, which are now locked as documented limitations for the project.</w:t>
+        <w:t>As Group K, we faced the following empirical challenges, which are now locked as limitations for the project.</w:t>
       </w:r>
     </w:p>
     <w:p>
